--- a/docs/handover/word/05 - KT Checklist and Sign-off.docx
+++ b/docs/handover/word/05 - KT Checklist and Sign-off.docx
@@ -2420,6 +2420,42 @@
           </w:p>
         </w:tc>
       </w:tr>
+      <w:tr>
+        <w:tc>
+          <w:tcPr>
+            <w:tcW w:type="dxa" w:w="2484"/>
+          </w:tcPr>
+          <w:p>
+            <w:r>
+              <w:t>Can dry-run, test (--test-to), resend and stop or start the weekly goal report (document 02, 11.4)</w:t>
+            </w:r>
+          </w:p>
+        </w:tc>
+        <w:tc>
+          <w:tcPr>
+            <w:tcW w:type="dxa" w:w="2484"/>
+          </w:tcPr>
+          <w:p>
+            <w:r/>
+          </w:p>
+        </w:tc>
+        <w:tc>
+          <w:tcPr>
+            <w:tcW w:type="dxa" w:w="2484"/>
+          </w:tcPr>
+          <w:p>
+            <w:r/>
+          </w:p>
+        </w:tc>
+        <w:tc>
+          <w:tcPr>
+            <w:tcW w:type="dxa" w:w="2484"/>
+          </w:tcPr>
+          <w:p>
+            <w:r/>
+          </w:p>
+        </w:tc>
+      </w:tr>
     </w:tbl>
     <w:p/>
     <w:p>
